--- a/d20_data_preprocess.docx
+++ b/d20_data_preprocess.docx
@@ -118,14 +118,13 @@
       </w:r>
       <w:r>
         <w:br/>
-      </w:r>
-      <w:proofErr w:type="gramStart"/>
-      <w:r>
-        <w:t>EDA() :</w:t>
-      </w:r>
-      <w:proofErr w:type="gramEnd"/>
-      <w:r>
-        <w:t xml:space="preserve"> Gives you an overview of data all at once.</w:t>
+        <w:t>EDA(</w:t>
+      </w:r>
+      <w:r>
+        <w:t>dataframe,target</w:t>
+      </w:r>
+      <w:r>
+        <w:t>) : Gives you an overview of data all at once.</w:t>
       </w:r>
       <w:r>
         <w:br/>
